--- a/Project Rooms/Operating Agreements/sources/Jeff Watson/Simplified OA Subfiles/05 - Article 3 - Buy-Sell Rights and Transfer Restrictions.docx
+++ b/Project Rooms/Operating Agreements/sources/Jeff Watson/Simplified OA Subfiles/05 - Article 3 - Buy-Sell Rights and Transfer Restrictions.docx
@@ -1392,12 +1392,8 @@
       </w:pPr>
     </w:p>
     <w:sectPr>
-      <w:headerReference w:type="even" r:id="rId15"/>
-      <w:headerReference w:type="default" r:id="rId16"/>
-      <w:footerReference w:type="even" r:id="rId17"/>
-      <w:footerReference w:type="default" r:id="rId18"/>
-      <w:headerReference w:type="first" r:id="rId19"/>
-      <w:footerReference w:type="first" r:id="rId20"/>
+      <w:headerReference w:type="default" r:id="rId24"/>
+      <w:footerReference w:type="default" r:id="rId25"/>
       <w:pgSz w:w="12240" w:h="15840"/>
       <w:pgMar w:top="1440" w:right="1440" w:bottom="1440" w:left="1440" w:header="720" w:footer="720" w:gutter="0"/>
       <w:cols w:space="720"/>
@@ -1551,6 +1547,16 @@
 </w:ftr>
 </file>
 
+<file path=word/footer4.xml><?xml version="1.0" encoding="utf-8"?>
+<w:ftr xmlns:m="http://schemas.openxmlformats.org/officeDocument/2006/math" xmlns:mc="http://schemas.openxmlformats.org/markup-compatibility/2006" xmlns:mo="http://schemas.microsoft.com/office/mac/office/2008/main" xmlns:mv="urn:schemas-microsoft-com:mac:vml" xmlns:o="urn:schemas-microsoft-com:office:office" xmlns:r="http://schemas.openxmlformats.org/officeDocument/2006/relationships" xmlns:v="urn:schemas-microsoft-com:vml" xmlns:w10="urn:schemas-microsoft-com:office:word" xmlns:w14="http://schemas.microsoft.com/office/word/2010/wordml" xmlns:w="http://schemas.openxmlformats.org/wordprocessingml/2006/main" xmlns:wne="http://schemas.microsoft.com/office/word/2006/wordml" xmlns:wp14="http://schemas.microsoft.com/office/word/2010/wordprocessingDrawing" xmlns:wp="http://schemas.openxmlformats.org/drawingml/2006/wordprocessingDrawing" xmlns:wpc="http://schemas.microsoft.com/office/word/2010/wordprocessingCanvas" xmlns:wpg="http://schemas.microsoft.com/office/word/2010/wordprocessingGroup" xmlns:wpi="http://schemas.microsoft.com/office/word/2010/wordprocessingInk" xmlns:wps="http://schemas.microsoft.com/office/word/2010/wordprocessingShape" mc:Ignorable="w14 wp14">
+  <w:p>
+    <w:pPr>
+      <w:pStyle w:val="Footer"/>
+    </w:pPr>
+  </w:p>
+</w:ftr>
+</file>
+
 <file path=word/footnotes.xml><?xml version="1.0" encoding="utf-8"?>
 <w:footnotes xmlns:wpc="http://schemas.microsoft.com/office/word/2010/wordprocessingCanvas" xmlns:cx="http://schemas.microsoft.com/office/drawing/2014/chartex" xmlns:cx1="http://schemas.microsoft.com/office/drawing/2015/9/8/chartex" xmlns:cx2="http://schemas.microsoft.com/office/drawing/2015/10/21/chartex" xmlns:cx3="http://schemas.microsoft.com/office/drawing/2016/5/9/chartex" xmlns:cx4="http://schemas.microsoft.com/office/drawing/2016/5/10/chartex" xmlns:cx5="http://schemas.microsoft.com/office/drawing/2016/5/11/chartex" xmlns:cx6="http://schemas.microsoft.com/office/drawing/2016/5/12/chartex" xmlns:cx7="http://schemas.microsoft.com/office/drawing/2016/5/13/chartex" xmlns:cx8="http://schemas.microsoft.com/office/drawing/2016/5/14/chartex" xmlns:mc="http://schemas.openxmlformats.org/markup-compatibility/2006" xmlns:aink="http://schemas.microsoft.com/office/drawing/2016/ink" xmlns:am3d="http://schemas.microsoft.com/office/drawing/2017/model3d" xmlns:o="urn:schemas-microsoft-com:office:office" xmlns:oel="http://schemas.microsoft.com/office/2019/extlst" xmlns:r="http://schemas.openxmlformats.org/officeDocument/2006/relationships" xmlns:m="http://schemas.openxmlformats.org/officeDocument/2006/math" xmlns:v="urn:schemas-microsoft-com:vml" xmlns:wp14="http://schemas.microsoft.com/office/word/2010/wordprocessingDrawing" xmlns:wp="http://schemas.openxmlformats.org/drawingml/2006/wordprocessingDrawing" xmlns:w10="urn:schemas-microsoft-com:office:word" xmlns:w="http://schemas.openxmlformats.org/wordprocessingml/2006/main" xmlns:w14="http://schemas.microsoft.com/office/word/2010/wordml" xmlns:w15="http://schemas.microsoft.com/office/word/2012/wordml" xmlns:w16cex="http://schemas.microsoft.com/office/word/2018/wordml/cex" xmlns:w16cid="http://schemas.microsoft.com/office/word/2016/wordml/cid" xmlns:w16="http://schemas.microsoft.com/office/word/2018/wordml" xmlns:w16du="http://schemas.microsoft.com/office/word/2023/wordml/word16du" xmlns:w16sdtdh="http://schemas.microsoft.com/office/word/2020/wordml/sdtdatahash" xmlns:w16sdtfl="http://schemas.microsoft.com/office/word/2024/wordml/sdtformatlock" xmlns:w16se="http://schemas.microsoft.com/office/word/2015/wordml/symex" xmlns:wpg="http://schemas.microsoft.com/office/word/2010/wordprocessingGroup" xmlns:wpi="http://schemas.microsoft.com/office/word/2010/wordprocessingInk" xmlns:wne="http://schemas.microsoft.com/office/word/2006/wordml" xmlns:wps="http://schemas.microsoft.com/office/word/2010/wordprocessingShape" mc:Ignorable="w14 w15 w16se w16cid w16 w16cex w16sdtdh w16sdtfl w16du wp14">
   <w:footnote w:type="separator" w:id="-1">
@@ -1605,6 +1611,16 @@
 
 <file path=word/header3.xml><?xml version="1.0" encoding="utf-8"?>
 <w:hdr xmlns:wpc="http://schemas.microsoft.com/office/word/2010/wordprocessingCanvas" xmlns:cx="http://schemas.microsoft.com/office/drawing/2014/chartex" xmlns:cx1="http://schemas.microsoft.com/office/drawing/2015/9/8/chartex" xmlns:cx2="http://schemas.microsoft.com/office/drawing/2015/10/21/chartex" xmlns:cx3="http://schemas.microsoft.com/office/drawing/2016/5/9/chartex" xmlns:cx4="http://schemas.microsoft.com/office/drawing/2016/5/10/chartex" xmlns:cx5="http://schemas.microsoft.com/office/drawing/2016/5/11/chartex" xmlns:cx6="http://schemas.microsoft.com/office/drawing/2016/5/12/chartex" xmlns:cx7="http://schemas.microsoft.com/office/drawing/2016/5/13/chartex" xmlns:cx8="http://schemas.microsoft.com/office/drawing/2016/5/14/chartex" xmlns:mc="http://schemas.openxmlformats.org/markup-compatibility/2006" xmlns:aink="http://schemas.microsoft.com/office/drawing/2016/ink" xmlns:am3d="http://schemas.microsoft.com/office/drawing/2017/model3d" xmlns:o="urn:schemas-microsoft-com:office:office" xmlns:oel="http://schemas.microsoft.com/office/2019/extlst" xmlns:r="http://schemas.openxmlformats.org/officeDocument/2006/relationships" xmlns:m="http://schemas.openxmlformats.org/officeDocument/2006/math" xmlns:v="urn:schemas-microsoft-com:vml" xmlns:wp14="http://schemas.microsoft.com/office/word/2010/wordprocessingDrawing" xmlns:wp="http://schemas.openxmlformats.org/drawingml/2006/wordprocessingDrawing" xmlns:w10="urn:schemas-microsoft-com:office:word" xmlns:w="http://schemas.openxmlformats.org/wordprocessingml/2006/main" xmlns:w14="http://schemas.microsoft.com/office/word/2010/wordml" xmlns:w15="http://schemas.microsoft.com/office/word/2012/wordml" xmlns:w16cex="http://schemas.microsoft.com/office/word/2018/wordml/cex" xmlns:w16cid="http://schemas.microsoft.com/office/word/2016/wordml/cid" xmlns:w16="http://schemas.microsoft.com/office/word/2018/wordml" xmlns:w16du="http://schemas.microsoft.com/office/word/2023/wordml/word16du" xmlns:w16sdtdh="http://schemas.microsoft.com/office/word/2020/wordml/sdtdatahash" xmlns:w16sdtfl="http://schemas.microsoft.com/office/word/2024/wordml/sdtformatlock" xmlns:w16se="http://schemas.microsoft.com/office/word/2015/wordml/symex" xmlns:wpg="http://schemas.microsoft.com/office/word/2010/wordprocessingGroup" xmlns:wpi="http://schemas.microsoft.com/office/word/2010/wordprocessingInk" xmlns:wne="http://schemas.microsoft.com/office/word/2006/wordml" xmlns:wps="http://schemas.microsoft.com/office/word/2010/wordprocessingShape" mc:Ignorable="w14 w15 w16se w16cid w16 w16cex w16sdtdh w16sdtfl w16du wp14">
+  <w:p>
+    <w:pPr>
+      <w:pStyle w:val="Header"/>
+    </w:pPr>
+  </w:p>
+</w:hdr>
+</file>
+
+<file path=word/header4.xml><?xml version="1.0" encoding="utf-8"?>
+<w:hdr xmlns:m="http://schemas.openxmlformats.org/officeDocument/2006/math" xmlns:mc="http://schemas.openxmlformats.org/markup-compatibility/2006" xmlns:mo="http://schemas.microsoft.com/office/mac/office/2008/main" xmlns:mv="urn:schemas-microsoft-com:mac:vml" xmlns:o="urn:schemas-microsoft-com:office:office" xmlns:r="http://schemas.openxmlformats.org/officeDocument/2006/relationships" xmlns:v="urn:schemas-microsoft-com:vml" xmlns:w10="urn:schemas-microsoft-com:office:word" xmlns:w14="http://schemas.microsoft.com/office/word/2010/wordml" xmlns:w="http://schemas.openxmlformats.org/wordprocessingml/2006/main" xmlns:wne="http://schemas.microsoft.com/office/word/2006/wordml" xmlns:wp14="http://schemas.microsoft.com/office/word/2010/wordprocessingDrawing" xmlns:wp="http://schemas.openxmlformats.org/drawingml/2006/wordprocessingDrawing" xmlns:wpc="http://schemas.microsoft.com/office/word/2010/wordprocessingCanvas" xmlns:wpg="http://schemas.microsoft.com/office/word/2010/wordprocessingGroup" xmlns:wpi="http://schemas.microsoft.com/office/word/2010/wordprocessingInk" xmlns:wps="http://schemas.microsoft.com/office/word/2010/wordprocessingShape" mc:Ignorable="w14 wp14">
   <w:p>
     <w:pPr>
       <w:pStyle w:val="Header"/>

--- a/Project Rooms/Operating Agreements/sources/Jeff Watson/Simplified OA Subfiles/05 - Article 3 - Buy-Sell Rights and Transfer Restrictions.docx
+++ b/Project Rooms/Operating Agreements/sources/Jeff Watson/Simplified OA Subfiles/05 - Article 3 - Buy-Sell Rights and Transfer Restrictions.docx
@@ -148,21 +148,7 @@
         <w:rPr>
           <w:color w:val="0070C0"/>
         </w:rPr>
-        <w:t xml:space="preserve">A Member can’t leave or transfer their Units without unanimous approval. If a </w:t>
-      </w:r>
-      <w:proofErr w:type="gramStart"/>
-      <w:r>
-        <w:rPr>
-          <w:color w:val="0070C0"/>
-        </w:rPr>
-        <w:t>Member</w:t>
-      </w:r>
-      <w:proofErr w:type="gramEnd"/>
-      <w:r>
-        <w:rPr>
-          <w:color w:val="0070C0"/>
-        </w:rPr>
-        <w:t xml:space="preserve"> tries to transfer, resign, or is deemed to have done so without following the rules:</w:t>
+        <w:t>A Member can’t leave or transfer their Units without unanimous approval. If a Member tries to transfer, resign, or is deemed to have done so without following the rules:</w:t>
       </w:r>
     </w:p>
     <w:p>
@@ -182,21 +168,7 @@
         <w:rPr>
           <w:color w:val="0070C0"/>
         </w:rPr>
-        <w:t xml:space="preserve">They immediately lose their status as a </w:t>
-      </w:r>
-      <w:proofErr w:type="gramStart"/>
-      <w:r>
-        <w:rPr>
-          <w:color w:val="0070C0"/>
-        </w:rPr>
-        <w:t>Member</w:t>
-      </w:r>
-      <w:proofErr w:type="gramEnd"/>
-      <w:r>
-        <w:rPr>
-          <w:color w:val="0070C0"/>
-        </w:rPr>
-        <w:t>.</w:t>
+        <w:t>They immediately lose their status as a Member.</w:t>
       </w:r>
     </w:p>
     <w:p>
@@ -313,23 +285,7 @@
           <w:bCs w:val="0"/>
           <w:color w:val="0070C0"/>
         </w:rPr>
-        <w:t xml:space="preserve">A new person can become a </w:t>
-      </w:r>
-      <w:proofErr w:type="gramStart"/>
-      <w:r>
-        <w:rPr>
-          <w:bCs w:val="0"/>
-          <w:color w:val="0070C0"/>
-        </w:rPr>
-        <w:t>Member</w:t>
-      </w:r>
-      <w:proofErr w:type="gramEnd"/>
-      <w:r>
-        <w:rPr>
-          <w:bCs w:val="0"/>
-          <w:color w:val="0070C0"/>
-        </w:rPr>
-        <w:t xml:space="preserve">—but only if all </w:t>
+        <w:t xml:space="preserve">A new person can become a Member—but only if all </w:t>
       </w:r>
       <w:r>
         <w:rPr>
@@ -366,21 +322,7 @@
         <w:rPr>
           <w:color w:val="0070C0"/>
         </w:rPr>
-        <w:t xml:space="preserve">If a Member wants to sell any or </w:t>
-      </w:r>
-      <w:proofErr w:type="gramStart"/>
-      <w:r>
-        <w:rPr>
-          <w:color w:val="0070C0"/>
-        </w:rPr>
-        <w:t>all of</w:t>
-      </w:r>
-      <w:proofErr w:type="gramEnd"/>
-      <w:r>
-        <w:rPr>
-          <w:color w:val="0070C0"/>
-        </w:rPr>
-        <w:t xml:space="preserve"> their Membership Units without getting unanimous written consent from the other Members (as required in </w:t>
+        <w:t xml:space="preserve">If a Member wants to sell any or all of their Membership Units without getting unanimous written consent from the other Members (as required in </w:t>
       </w:r>
       <w:r>
         <w:rPr>
@@ -431,35 +373,7 @@
         <w:rPr>
           <w:color w:val="0070C0"/>
         </w:rPr>
-        <w:t xml:space="preserve">The Member or their legal representative (the “Seller”) must first offer the Units in writing to the Company and the other Members. If the sale is due to death or permanent disability of a </w:t>
-      </w:r>
-      <w:proofErr w:type="gramStart"/>
-      <w:r>
-        <w:rPr>
-          <w:color w:val="0070C0"/>
-        </w:rPr>
-        <w:t>Member</w:t>
-      </w:r>
-      <w:proofErr w:type="gramEnd"/>
-      <w:r>
-        <w:rPr>
-          <w:color w:val="0070C0"/>
-        </w:rPr>
-        <w:t xml:space="preserve"> or an Account Holder, the Company has the right, but not the obligation, to purchase the Units within 90 days. The purchase price must be </w:t>
-      </w:r>
-      <w:proofErr w:type="gramStart"/>
-      <w:r>
-        <w:rPr>
-          <w:color w:val="0070C0"/>
-        </w:rPr>
-        <w:t>determined</w:t>
-      </w:r>
-      <w:proofErr w:type="gramEnd"/>
-      <w:r>
-        <w:rPr>
-          <w:color w:val="0070C0"/>
-        </w:rPr>
-        <w:t xml:space="preserve"> using the valuation methods in </w:t>
+        <w:t xml:space="preserve">The Member or their legal representative (the “Seller”) must first offer the Units in writing to the Company and the other Members. If the sale is due to death or permanent disability of a Member or an Account Holder, the Company has the right, but not the obligation, to purchase the Units within 90 days. The purchase price must be determined using the valuation methods in </w:t>
       </w:r>
       <w:r>
         <w:rPr>
@@ -976,21 +890,7 @@
         <w:rPr>
           <w:color w:val="0070C0"/>
         </w:rPr>
-        <w:t xml:space="preserve">If a </w:t>
-      </w:r>
-      <w:proofErr w:type="gramStart"/>
-      <w:r>
-        <w:rPr>
-          <w:color w:val="0070C0"/>
-        </w:rPr>
-        <w:t>Member</w:t>
-      </w:r>
-      <w:proofErr w:type="gramEnd"/>
-      <w:r>
-        <w:rPr>
-          <w:color w:val="0070C0"/>
-        </w:rPr>
-        <w:t xml:space="preserve"> who is an individual—or the Account Holder of a Member that is not an individual—dies or becomes permanently and totally disabled, the Company has the right (but not the obligation) to purchase that Member’s Units. This right lasts for 90 days from the date of death or disability. The purchase price must be calculated using the methods in </w:t>
+        <w:t xml:space="preserve">If a Member who is an individual—or the Account Holder of a Member that is not an individual—dies or becomes permanently and totally disabled, the Company has the right (but not the obligation) to purchase that Member’s Units. This right lasts for 90 days from the date of death or disability. The purchase price must be calculated using the methods in </w:t>
       </w:r>
       <w:r>
         <w:rPr>
@@ -1111,21 +1011,7 @@
         <w:rPr>
           <w:color w:val="0070C0"/>
         </w:rPr>
-        <w:t>Unless otherwise agreed, Membership Units being sold under this Article will be valued at their “Book Value.” This is based on the Company’s financial records</w:t>
-      </w:r>
-      <w:proofErr w:type="gramStart"/>
-      <w:r>
-        <w:rPr>
-          <w:color w:val="0070C0"/>
-        </w:rPr>
-        <w:t>, adjusted</w:t>
-      </w:r>
-      <w:proofErr w:type="gramEnd"/>
-      <w:r>
-        <w:rPr>
-          <w:color w:val="0070C0"/>
-        </w:rPr>
-        <w:t xml:space="preserve"> as follows</w:t>
+        <w:t>Unless otherwise agreed, Membership Units being sold under this Article will be valued at their “Book Value.” This is based on the Company’s financial records, adjusted as follows</w:t>
       </w:r>
       <w:r>
         <w:rPr>
@@ -1301,35 +1187,7 @@
         <w:rPr>
           <w:color w:val="0070C0"/>
         </w:rPr>
-        <w:t xml:space="preserve">), the Members may use “Agreed Value” to set the price per Unit. Agreed Value means the value listed in a Certificate of Agreed Value that has been signed by all Members and filed with the Company. This certificate is only valid if all Members </w:t>
-      </w:r>
-      <w:proofErr w:type="gramStart"/>
-      <w:r>
-        <w:rPr>
-          <w:color w:val="0070C0"/>
-        </w:rPr>
-        <w:t>signed</w:t>
-      </w:r>
-      <w:proofErr w:type="gramEnd"/>
-      <w:r>
-        <w:rPr>
-          <w:color w:val="0070C0"/>
-        </w:rPr>
-        <w:t xml:space="preserve"> it within one year of </w:t>
-      </w:r>
-      <w:proofErr w:type="gramStart"/>
-      <w:r>
-        <w:rPr>
-          <w:color w:val="0070C0"/>
-        </w:rPr>
-        <w:t>the</w:t>
-      </w:r>
-      <w:proofErr w:type="gramEnd"/>
-      <w:r>
-        <w:rPr>
-          <w:color w:val="0070C0"/>
-        </w:rPr>
-        <w:t xml:space="preserve"> last signature. Members can update or create a new Certificate of Agreed Value at any time.</w:t>
+        <w:t>), the Members may use “Agreed Value” to set the price per Unit. Agreed Value means the value listed in a Certificate of Agreed Value that has been signed by all Members and filed with the Company. This certificate is only valid if all Members signed it within one year of the last signature. Members can update or create a new Certificate of Agreed Value at any time.</w:t>
       </w:r>
     </w:p>
     <w:p>
@@ -1392,8 +1250,8 @@
       </w:pPr>
     </w:p>
     <w:sectPr>
-      <w:headerReference w:type="default" r:id="rId24"/>
-      <w:footerReference w:type="default" r:id="rId25"/>
+      <w:headerReference w:type="default" r:id="rId21"/>
+      <w:footerReference w:type="default" r:id="rId22"/>
       <w:pgSz w:w="12240" w:h="15840"/>
       <w:pgMar w:top="1440" w:right="1440" w:bottom="1440" w:left="1440" w:header="720" w:footer="720" w:gutter="0"/>
       <w:cols w:space="720"/>
@@ -1405,7 +1263,7 @@
 
 <file path=word/comments.xml><?xml version="1.0" encoding="utf-8"?>
 <w:comments xmlns:wpc="http://schemas.microsoft.com/office/word/2010/wordprocessingCanvas" xmlns:cx="http://schemas.microsoft.com/office/drawing/2014/chartex" xmlns:cx1="http://schemas.microsoft.com/office/drawing/2015/9/8/chartex" xmlns:cx2="http://schemas.microsoft.com/office/drawing/2015/10/21/chartex" xmlns:cx3="http://schemas.microsoft.com/office/drawing/2016/5/9/chartex" xmlns:cx4="http://schemas.microsoft.com/office/drawing/2016/5/10/chartex" xmlns:cx5="http://schemas.microsoft.com/office/drawing/2016/5/11/chartex" xmlns:cx6="http://schemas.microsoft.com/office/drawing/2016/5/12/chartex" xmlns:cx7="http://schemas.microsoft.com/office/drawing/2016/5/13/chartex" xmlns:cx8="http://schemas.microsoft.com/office/drawing/2016/5/14/chartex" xmlns:mc="http://schemas.openxmlformats.org/markup-compatibility/2006" xmlns:aink="http://schemas.microsoft.com/office/drawing/2016/ink" xmlns:am3d="http://schemas.microsoft.com/office/drawing/2017/model3d" xmlns:o="urn:schemas-microsoft-com:office:office" xmlns:oel="http://schemas.microsoft.com/office/2019/extlst" xmlns:r="http://schemas.openxmlformats.org/officeDocument/2006/relationships" xmlns:m="http://schemas.openxmlformats.org/officeDocument/2006/math" xmlns:v="urn:schemas-microsoft-com:vml" xmlns:wp14="http://schemas.microsoft.com/office/word/2010/wordprocessingDrawing" xmlns:wp="http://schemas.openxmlformats.org/drawingml/2006/wordprocessingDrawing" xmlns:w10="urn:schemas-microsoft-com:office:word" xmlns:w="http://schemas.openxmlformats.org/wordprocessingml/2006/main" xmlns:w14="http://schemas.microsoft.com/office/word/2010/wordml" xmlns:w15="http://schemas.microsoft.com/office/word/2012/wordml" xmlns:w16cex="http://schemas.microsoft.com/office/word/2018/wordml/cex" xmlns:w16cid="http://schemas.microsoft.com/office/word/2016/wordml/cid" xmlns:w16="http://schemas.microsoft.com/office/word/2018/wordml" xmlns:w16du="http://schemas.microsoft.com/office/word/2023/wordml/word16du" xmlns:w16sdtdh="http://schemas.microsoft.com/office/word/2020/wordml/sdtdatahash" xmlns:w16sdtfl="http://schemas.microsoft.com/office/word/2024/wordml/sdtformatlock" xmlns:w16se="http://schemas.microsoft.com/office/word/2015/wordml/symex" xmlns:wpg="http://schemas.microsoft.com/office/word/2010/wordprocessingGroup" xmlns:wpi="http://schemas.microsoft.com/office/word/2010/wordprocessingInk" xmlns:wne="http://schemas.microsoft.com/office/word/2006/wordml" xmlns:wps="http://schemas.microsoft.com/office/word/2010/wordprocessingShape" mc:Ignorable="w14 w15 w16se w16cid w16 w16cex w16sdtdh w16sdtfl w16du wp14">
-  <w:comment w:id="4" w:author="Jeff Watson" w:date="2025-10-31T12:48:00Z" w:initials="JW">
+  <w:comment w:id="9" w:author="Jeff Watson" w:date="2025-10-31T12:48:00Z" w:initials="JW">
     <w:p>
       <w:pPr>
         <w:pStyle w:val="CommentText"/>
@@ -1548,7 +1406,7 @@
 </file>
 
 <file path=word/footer4.xml><?xml version="1.0" encoding="utf-8"?>
-<w:ftr xmlns:m="http://schemas.openxmlformats.org/officeDocument/2006/math" xmlns:mc="http://schemas.openxmlformats.org/markup-compatibility/2006" xmlns:mo="http://schemas.microsoft.com/office/mac/office/2008/main" xmlns:mv="urn:schemas-microsoft-com:mac:vml" xmlns:o="urn:schemas-microsoft-com:office:office" xmlns:r="http://schemas.openxmlformats.org/officeDocument/2006/relationships" xmlns:v="urn:schemas-microsoft-com:vml" xmlns:w10="urn:schemas-microsoft-com:office:word" xmlns:w14="http://schemas.microsoft.com/office/word/2010/wordml" xmlns:w="http://schemas.openxmlformats.org/wordprocessingml/2006/main" xmlns:wne="http://schemas.microsoft.com/office/word/2006/wordml" xmlns:wp14="http://schemas.microsoft.com/office/word/2010/wordprocessingDrawing" xmlns:wp="http://schemas.openxmlformats.org/drawingml/2006/wordprocessingDrawing" xmlns:wpc="http://schemas.microsoft.com/office/word/2010/wordprocessingCanvas" xmlns:wpg="http://schemas.microsoft.com/office/word/2010/wordprocessingGroup" xmlns:wpi="http://schemas.microsoft.com/office/word/2010/wordprocessingInk" xmlns:wps="http://schemas.microsoft.com/office/word/2010/wordprocessingShape" mc:Ignorable="w14 wp14">
+<w:ftr xmlns:wpc="http://schemas.microsoft.com/office/word/2010/wordprocessingCanvas" xmlns:cx="http://schemas.microsoft.com/office/drawing/2014/chartex" xmlns:cx1="http://schemas.microsoft.com/office/drawing/2015/9/8/chartex" xmlns:cx2="http://schemas.microsoft.com/office/drawing/2015/10/21/chartex" xmlns:cx3="http://schemas.microsoft.com/office/drawing/2016/5/9/chartex" xmlns:cx4="http://schemas.microsoft.com/office/drawing/2016/5/10/chartex" xmlns:cx5="http://schemas.microsoft.com/office/drawing/2016/5/11/chartex" xmlns:cx6="http://schemas.microsoft.com/office/drawing/2016/5/12/chartex" xmlns:cx7="http://schemas.microsoft.com/office/drawing/2016/5/13/chartex" xmlns:cx8="http://schemas.microsoft.com/office/drawing/2016/5/14/chartex" xmlns:mc="http://schemas.openxmlformats.org/markup-compatibility/2006" xmlns:aink="http://schemas.microsoft.com/office/drawing/2016/ink" xmlns:am3d="http://schemas.microsoft.com/office/drawing/2017/model3d" xmlns:o="urn:schemas-microsoft-com:office:office" xmlns:oel="http://schemas.microsoft.com/office/2019/extlst" xmlns:r="http://schemas.openxmlformats.org/officeDocument/2006/relationships" xmlns:m="http://schemas.openxmlformats.org/officeDocument/2006/math" xmlns:v="urn:schemas-microsoft-com:vml" xmlns:wp14="http://schemas.microsoft.com/office/word/2010/wordprocessingDrawing" xmlns:wp="http://schemas.openxmlformats.org/drawingml/2006/wordprocessingDrawing" xmlns:w10="urn:schemas-microsoft-com:office:word" xmlns:w="http://schemas.openxmlformats.org/wordprocessingml/2006/main" xmlns:w14="http://schemas.microsoft.com/office/word/2010/wordml" xmlns:w15="http://schemas.microsoft.com/office/word/2012/wordml" xmlns:w16cex="http://schemas.microsoft.com/office/word/2018/wordml/cex" xmlns:w16cid="http://schemas.microsoft.com/office/word/2016/wordml/cid" xmlns:w16="http://schemas.microsoft.com/office/word/2018/wordml" xmlns:w16du="http://schemas.microsoft.com/office/word/2023/wordml/word16du" xmlns:w16sdtdh="http://schemas.microsoft.com/office/word/2020/wordml/sdtdatahash" xmlns:w16sdtfl="http://schemas.microsoft.com/office/word/2024/wordml/sdtformatlock" xmlns:w16se="http://schemas.microsoft.com/office/word/2015/wordml/symex" xmlns:wpg="http://schemas.microsoft.com/office/word/2010/wordprocessingGroup" xmlns:wpi="http://schemas.microsoft.com/office/word/2010/wordprocessingInk" xmlns:wne="http://schemas.microsoft.com/office/word/2006/wordml" xmlns:wps="http://schemas.microsoft.com/office/word/2010/wordprocessingShape" mc:Ignorable="w14 w15 w16se w16cid w16 w16cex w16sdtdh w16sdtfl w16du wp14">
   <w:p>
     <w:pPr>
       <w:pStyle w:val="Footer"/>
@@ -1620,7 +1478,7 @@
 </file>
 
 <file path=word/header4.xml><?xml version="1.0" encoding="utf-8"?>
-<w:hdr xmlns:m="http://schemas.openxmlformats.org/officeDocument/2006/math" xmlns:mc="http://schemas.openxmlformats.org/markup-compatibility/2006" xmlns:mo="http://schemas.microsoft.com/office/mac/office/2008/main" xmlns:mv="urn:schemas-microsoft-com:mac:vml" xmlns:o="urn:schemas-microsoft-com:office:office" xmlns:r="http://schemas.openxmlformats.org/officeDocument/2006/relationships" xmlns:v="urn:schemas-microsoft-com:vml" xmlns:w10="urn:schemas-microsoft-com:office:word" xmlns:w14="http://schemas.microsoft.com/office/word/2010/wordml" xmlns:w="http://schemas.openxmlformats.org/wordprocessingml/2006/main" xmlns:wne="http://schemas.microsoft.com/office/word/2006/wordml" xmlns:wp14="http://schemas.microsoft.com/office/word/2010/wordprocessingDrawing" xmlns:wp="http://schemas.openxmlformats.org/drawingml/2006/wordprocessingDrawing" xmlns:wpc="http://schemas.microsoft.com/office/word/2010/wordprocessingCanvas" xmlns:wpg="http://schemas.microsoft.com/office/word/2010/wordprocessingGroup" xmlns:wpi="http://schemas.microsoft.com/office/word/2010/wordprocessingInk" xmlns:wps="http://schemas.microsoft.com/office/word/2010/wordprocessingShape" mc:Ignorable="w14 wp14">
+<w:hdr xmlns:wpc="http://schemas.microsoft.com/office/word/2010/wordprocessingCanvas" xmlns:cx="http://schemas.microsoft.com/office/drawing/2014/chartex" xmlns:cx1="http://schemas.microsoft.com/office/drawing/2015/9/8/chartex" xmlns:cx2="http://schemas.microsoft.com/office/drawing/2015/10/21/chartex" xmlns:cx3="http://schemas.microsoft.com/office/drawing/2016/5/9/chartex" xmlns:cx4="http://schemas.microsoft.com/office/drawing/2016/5/10/chartex" xmlns:cx5="http://schemas.microsoft.com/office/drawing/2016/5/11/chartex" xmlns:cx6="http://schemas.microsoft.com/office/drawing/2016/5/12/chartex" xmlns:cx7="http://schemas.microsoft.com/office/drawing/2016/5/13/chartex" xmlns:cx8="http://schemas.microsoft.com/office/drawing/2016/5/14/chartex" xmlns:mc="http://schemas.openxmlformats.org/markup-compatibility/2006" xmlns:aink="http://schemas.microsoft.com/office/drawing/2016/ink" xmlns:am3d="http://schemas.microsoft.com/office/drawing/2017/model3d" xmlns:o="urn:schemas-microsoft-com:office:office" xmlns:oel="http://schemas.microsoft.com/office/2019/extlst" xmlns:r="http://schemas.openxmlformats.org/officeDocument/2006/relationships" xmlns:m="http://schemas.openxmlformats.org/officeDocument/2006/math" xmlns:v="urn:schemas-microsoft-com:vml" xmlns:wp14="http://schemas.microsoft.com/office/word/2010/wordprocessingDrawing" xmlns:wp="http://schemas.openxmlformats.org/drawingml/2006/wordprocessingDrawing" xmlns:w10="urn:schemas-microsoft-com:office:word" xmlns:w="http://schemas.openxmlformats.org/wordprocessingml/2006/main" xmlns:w14="http://schemas.microsoft.com/office/word/2010/wordml" xmlns:w15="http://schemas.microsoft.com/office/word/2012/wordml" xmlns:w16cex="http://schemas.microsoft.com/office/word/2018/wordml/cex" xmlns:w16cid="http://schemas.microsoft.com/office/word/2016/wordml/cid" xmlns:w16="http://schemas.microsoft.com/office/word/2018/wordml" xmlns:w16du="http://schemas.microsoft.com/office/word/2023/wordml/word16du" xmlns:w16sdtdh="http://schemas.microsoft.com/office/word/2020/wordml/sdtdatahash" xmlns:w16sdtfl="http://schemas.microsoft.com/office/word/2024/wordml/sdtformatlock" xmlns:w16se="http://schemas.microsoft.com/office/word/2015/wordml/symex" xmlns:wpg="http://schemas.microsoft.com/office/word/2010/wordprocessingGroup" xmlns:wpi="http://schemas.microsoft.com/office/word/2010/wordprocessingInk" xmlns:wne="http://schemas.microsoft.com/office/word/2006/wordml" xmlns:wps="http://schemas.microsoft.com/office/word/2010/wordprocessingShape" mc:Ignorable="w14 w15 w16se w16cid w16 w16cex w16sdtdh w16sdtfl w16du wp14">
   <w:p>
     <w:pPr>
       <w:pStyle w:val="Header"/>
@@ -3778,6 +3636,9 @@
 
 <file path=word/people.xml><?xml version="1.0" encoding="utf-8"?>
 <w15:people xmlns:wpc="http://schemas.microsoft.com/office/word/2010/wordprocessingCanvas" xmlns:cx="http://schemas.microsoft.com/office/drawing/2014/chartex" xmlns:cx1="http://schemas.microsoft.com/office/drawing/2015/9/8/chartex" xmlns:cx2="http://schemas.microsoft.com/office/drawing/2015/10/21/chartex" xmlns:cx3="http://schemas.microsoft.com/office/drawing/2016/5/9/chartex" xmlns:cx4="http://schemas.microsoft.com/office/drawing/2016/5/10/chartex" xmlns:cx5="http://schemas.microsoft.com/office/drawing/2016/5/11/chartex" xmlns:cx6="http://schemas.microsoft.com/office/drawing/2016/5/12/chartex" xmlns:cx7="http://schemas.microsoft.com/office/drawing/2016/5/13/chartex" xmlns:cx8="http://schemas.microsoft.com/office/drawing/2016/5/14/chartex" xmlns:mc="http://schemas.openxmlformats.org/markup-compatibility/2006" xmlns:aink="http://schemas.microsoft.com/office/drawing/2016/ink" xmlns:am3d="http://schemas.microsoft.com/office/drawing/2017/model3d" xmlns:o="urn:schemas-microsoft-com:office:office" xmlns:oel="http://schemas.microsoft.com/office/2019/extlst" xmlns:r="http://schemas.openxmlformats.org/officeDocument/2006/relationships" xmlns:m="http://schemas.openxmlformats.org/officeDocument/2006/math" xmlns:v="urn:schemas-microsoft-com:vml" xmlns:wp14="http://schemas.microsoft.com/office/word/2010/wordprocessingDrawing" xmlns:wp="http://schemas.openxmlformats.org/drawingml/2006/wordprocessingDrawing" xmlns:w10="urn:schemas-microsoft-com:office:word" xmlns:w="http://schemas.openxmlformats.org/wordprocessingml/2006/main" xmlns:w14="http://schemas.microsoft.com/office/word/2010/wordml" xmlns:w15="http://schemas.microsoft.com/office/word/2012/wordml" xmlns:w16cex="http://schemas.microsoft.com/office/word/2018/wordml/cex" xmlns:w16cid="http://schemas.microsoft.com/office/word/2016/wordml/cid" xmlns:w16="http://schemas.microsoft.com/office/word/2018/wordml" xmlns:w16du="http://schemas.microsoft.com/office/word/2023/wordml/word16du" xmlns:w16sdtdh="http://schemas.microsoft.com/office/word/2020/wordml/sdtdatahash" xmlns:w16sdtfl="http://schemas.microsoft.com/office/word/2024/wordml/sdtformatlock" xmlns:w16se="http://schemas.microsoft.com/office/word/2015/wordml/symex" xmlns:wpg="http://schemas.microsoft.com/office/word/2010/wordprocessingGroup" xmlns:wpi="http://schemas.microsoft.com/office/word/2010/wordprocessingInk" xmlns:wne="http://schemas.microsoft.com/office/word/2006/wordml" xmlns:wps="http://schemas.microsoft.com/office/word/2010/wordprocessingShape" mc:Ignorable="w14 w15 w16se w16cid w16 w16cex w16sdtdh w16sdtfl w16du wp14">
+  <w15:person w15:author="Wes Will Buy Your Home">
+    <w15:presenceInfo w15:providerId="AD" w15:userId="S::WesWill@BuyYourHomeLLC.com::f11e14ef-79d4-4c0c-9ca8-f8d663a0e563"/>
+  </w15:person>
   <w15:person w15:author="Jeff Watson">
     <w15:presenceInfo w15:providerId="Windows Live" w15:userId="dcdb38203bf7a9b9"/>
   </w15:person>
@@ -15598,6 +15459,15 @@
 </file>
 
 <file path=customXml/item1.xml><?xml version="1.0" encoding="utf-8"?>
+<?mso-contentType ?>
+<FormTemplates xmlns="http://schemas.microsoft.com/sharepoint/v3/contenttype/forms">
+  <Display>DocumentLibraryForm</Display>
+  <Edit>DocumentLibraryForm</Edit>
+  <New>DocumentLibraryForm</New>
+</FormTemplates>
+</file>
+
+<file path=customXml/item2.xml><?xml version="1.0" encoding="utf-8"?>
 <ct:contentTypeSchema xmlns:ct="http://schemas.microsoft.com/office/2006/metadata/contentType" xmlns:ma="http://schemas.microsoft.com/office/2006/metadata/properties/metaAttributes" ct:_="" ma:_="" ma:contentTypeName="Document" ma:contentTypeID="0x010100DDC7FDB1C8256C4EA4678CC05D188078" ma:contentTypeVersion="20" ma:contentTypeDescription="Create a new document." ma:contentTypeScope="" ma:versionID="2a9650d830cc67299a1a440994d8139a">
   <xsd:schema xmlns:xsd="http://www.w3.org/2001/XMLSchema" xmlns:xs="http://www.w3.org/2001/XMLSchema" xmlns:p="http://schemas.microsoft.com/office/2006/metadata/properties" xmlns:ns2="ab9fedca-001d-4cc9-b244-d9c3be5a27d3" xmlns:ns3="42cc25d9-27fe-4f07-accb-ded05ec47eee" targetNamespace="http://schemas.microsoft.com/office/2006/metadata/properties" ma:root="true" ma:fieldsID="b7be75ccca685a650eabb79854d6018f" ns2:_="" ns3:_="">
     <xsd:import namespace="ab9fedca-001d-4cc9-b244-d9c3be5a27d3"/>
@@ -15864,16 +15734,11 @@
 </ct:contentTypeSchema>
 </file>
 
-<file path=customXml/item2.xml><?xml version="1.0" encoding="utf-8"?>
-<?mso-contentType ?>
-<FormTemplates xmlns="http://schemas.microsoft.com/sharepoint/v3/contenttype/forms">
-  <Display>DocumentLibraryForm</Display>
-  <Edit>DocumentLibraryForm</Edit>
-  <New>DocumentLibraryForm</New>
-</FormTemplates>
+<file path=customXml/item3.xml><?xml version="1.0" encoding="utf-8"?>
+<b:Sources xmlns:b="http://schemas.openxmlformats.org/officeDocument/2006/bibliography" xmlns="http://schemas.openxmlformats.org/officeDocument/2006/bibliography" SelectedStyle="/APA.XSL" StyleName="APA"/>
 </file>
 
-<file path=customXml/item3.xml><?xml version="1.0" encoding="utf-8"?>
+<file path=customXml/item4.xml><?xml version="1.0" encoding="utf-8"?>
 <p:properties xmlns:p="http://schemas.microsoft.com/office/2006/metadata/properties" xmlns:xsi="http://www.w3.org/2001/XMLSchema-instance" xmlns:pc="http://schemas.microsoft.com/office/infopath/2007/PartnerControls">
   <documentManagement>
     <TaxCatchAll xmlns="42cc25d9-27fe-4f07-accb-ded05ec47eee" xsi:nil="true"/>
@@ -15885,15 +15750,7 @@
 </p:properties>
 </file>
 
-<file path=customXml/item4.xml><?xml version="1.0" encoding="utf-8"?>
-<b:Sources xmlns:b="http://schemas.openxmlformats.org/officeDocument/2006/bibliography" xmlns="http://schemas.openxmlformats.org/officeDocument/2006/bibliography" SelectedStyle="/APA.XSL" StyleName="APA"/>
-</file>
-
 <file path=customXml/itemProps1.xml><?xml version="1.0" encoding="utf-8"?>
-<ds:datastoreItem xmlns:ds="http://schemas.openxmlformats.org/officeDocument/2006/customXml" ds:itemID="{E1A392CF-E3E2-49C9-9EED-3BECD1E5A0F6}"/>
-</file>
-
-<file path=customXml/itemProps2.xml><?xml version="1.0" encoding="utf-8"?>
 <ds:datastoreItem xmlns:ds="http://schemas.openxmlformats.org/officeDocument/2006/customXml" ds:itemID="{8FB87CE3-B469-4182-AEDE-9227E391BD91}">
   <ds:schemaRefs>
     <ds:schemaRef ds:uri="http://schemas.microsoft.com/sharepoint/v3/contenttype/forms"/>
@@ -15901,7 +15758,34 @@
 </ds:datastoreItem>
 </file>
 
+<file path=customXml/itemProps2.xml><?xml version="1.0" encoding="utf-8"?>
+<ds:datastoreItem xmlns:ds="http://schemas.openxmlformats.org/officeDocument/2006/customXml" ds:itemID="{E1A392CF-E3E2-49C9-9EED-3BECD1E5A0F6}">
+  <ds:schemaRefs>
+    <ds:schemaRef ds:uri="http://schemas.microsoft.com/office/2006/metadata/contentType"/>
+    <ds:schemaRef ds:uri="http://schemas.microsoft.com/office/2006/metadata/properties/metaAttributes"/>
+    <ds:schemaRef ds:uri="http://www.w3.org/2001/XMLSchema"/>
+    <ds:schemaRef ds:uri="http://schemas.microsoft.com/office/2006/metadata/properties"/>
+    <ds:schemaRef ds:uri="ab9fedca-001d-4cc9-b244-d9c3be5a27d3"/>
+    <ds:schemaRef ds:uri="42cc25d9-27fe-4f07-accb-ded05ec47eee"/>
+    <ds:schemaRef ds:uri="http://schemas.microsoft.com/office/2006/documentManagement/types"/>
+    <ds:schemaRef ds:uri="http://schemas.microsoft.com/office/infopath/2007/PartnerControls"/>
+    <ds:schemaRef ds:uri="http://schemas.openxmlformats.org/package/2006/metadata/core-properties"/>
+    <ds:schemaRef ds:uri="http://purl.org/dc/elements/1.1/"/>
+    <ds:schemaRef ds:uri="http://purl.org/dc/terms/"/>
+    <ds:schemaRef ds:uri="http://schemas.microsoft.com/internal/obd"/>
+  </ds:schemaRefs>
+</ds:datastoreItem>
+</file>
+
 <file path=customXml/itemProps3.xml><?xml version="1.0" encoding="utf-8"?>
+<ds:datastoreItem xmlns:ds="http://schemas.openxmlformats.org/officeDocument/2006/customXml" ds:itemID="{EF278816-EC6F-A645-907D-7F25AECB1D4A}">
+  <ds:schemaRefs>
+    <ds:schemaRef ds:uri="http://schemas.openxmlformats.org/officeDocument/2006/bibliography"/>
+  </ds:schemaRefs>
+</ds:datastoreItem>
+</file>
+
+<file path=customXml/itemProps4.xml><?xml version="1.0" encoding="utf-8"?>
 <ds:datastoreItem xmlns:ds="http://schemas.openxmlformats.org/officeDocument/2006/customXml" ds:itemID="{7B319A58-F8E2-4C19-94CA-2C6944BB395B}">
   <ds:schemaRefs>
     <ds:schemaRef ds:uri="http://schemas.microsoft.com/office/2006/metadata/properties"/>
@@ -15910,12 +15794,4 @@
     <ds:schemaRef ds:uri="ab9fedca-001d-4cc9-b244-d9c3be5a27d3"/>
   </ds:schemaRefs>
 </ds:datastoreItem>
-</file>
-
-<file path=customXml/itemProps4.xml><?xml version="1.0" encoding="utf-8"?>
-<ds:datastoreItem xmlns:ds="http://schemas.openxmlformats.org/officeDocument/2006/customXml" ds:itemID="{EF278816-EC6F-A645-907D-7F25AECB1D4A}">
-  <ds:schemaRefs>
-    <ds:schemaRef ds:uri="http://schemas.openxmlformats.org/officeDocument/2006/bibliography"/>
-  </ds:schemaRefs>
-</ds:datastoreItem>
 </file>
--- a/Project Rooms/Operating Agreements/sources/Jeff Watson/Simplified OA Subfiles/05 - Article 3 - Buy-Sell Rights and Transfer Restrictions.docx
+++ b/Project Rooms/Operating Agreements/sources/Jeff Watson/Simplified OA Subfiles/05 - Article 3 - Buy-Sell Rights and Transfer Restrictions.docx
@@ -15459,15 +15459,6 @@
 </file>
 
 <file path=customXml/item1.xml><?xml version="1.0" encoding="utf-8"?>
-<?mso-contentType ?>
-<FormTemplates xmlns="http://schemas.microsoft.com/sharepoint/v3/contenttype/forms">
-  <Display>DocumentLibraryForm</Display>
-  <Edit>DocumentLibraryForm</Edit>
-  <New>DocumentLibraryForm</New>
-</FormTemplates>
-</file>
-
-<file path=customXml/item2.xml><?xml version="1.0" encoding="utf-8"?>
 <ct:contentTypeSchema xmlns:ct="http://schemas.microsoft.com/office/2006/metadata/contentType" xmlns:ma="http://schemas.microsoft.com/office/2006/metadata/properties/metaAttributes" ct:_="" ma:_="" ma:contentTypeName="Document" ma:contentTypeID="0x010100DDC7FDB1C8256C4EA4678CC05D188078" ma:contentTypeVersion="20" ma:contentTypeDescription="Create a new document." ma:contentTypeScope="" ma:versionID="2a9650d830cc67299a1a440994d8139a">
   <xsd:schema xmlns:xsd="http://www.w3.org/2001/XMLSchema" xmlns:xs="http://www.w3.org/2001/XMLSchema" xmlns:p="http://schemas.microsoft.com/office/2006/metadata/properties" xmlns:ns2="ab9fedca-001d-4cc9-b244-d9c3be5a27d3" xmlns:ns3="42cc25d9-27fe-4f07-accb-ded05ec47eee" targetNamespace="http://schemas.microsoft.com/office/2006/metadata/properties" ma:root="true" ma:fieldsID="b7be75ccca685a650eabb79854d6018f" ns2:_="" ns3:_="">
     <xsd:import namespace="ab9fedca-001d-4cc9-b244-d9c3be5a27d3"/>
@@ -15734,11 +15725,16 @@
 </ct:contentTypeSchema>
 </file>
 
-<file path=customXml/item3.xml><?xml version="1.0" encoding="utf-8"?>
-<b:Sources xmlns:b="http://schemas.openxmlformats.org/officeDocument/2006/bibliography" xmlns="http://schemas.openxmlformats.org/officeDocument/2006/bibliography" SelectedStyle="/APA.XSL" StyleName="APA"/>
+<file path=customXml/item2.xml><?xml version="1.0" encoding="utf-8"?>
+<?mso-contentType ?>
+<FormTemplates xmlns="http://schemas.microsoft.com/sharepoint/v3/contenttype/forms">
+  <Display>DocumentLibraryForm</Display>
+  <Edit>DocumentLibraryForm</Edit>
+  <New>DocumentLibraryForm</New>
+</FormTemplates>
 </file>
 
-<file path=customXml/item4.xml><?xml version="1.0" encoding="utf-8"?>
+<file path=customXml/item3.xml><?xml version="1.0" encoding="utf-8"?>
 <p:properties xmlns:p="http://schemas.microsoft.com/office/2006/metadata/properties" xmlns:xsi="http://www.w3.org/2001/XMLSchema-instance" xmlns:pc="http://schemas.microsoft.com/office/infopath/2007/PartnerControls">
   <documentManagement>
     <TaxCatchAll xmlns="42cc25d9-27fe-4f07-accb-ded05ec47eee" xsi:nil="true"/>
@@ -15750,15 +15746,11 @@
 </p:properties>
 </file>
 
-<file path=customXml/itemProps1.xml><?xml version="1.0" encoding="utf-8"?>
-<ds:datastoreItem xmlns:ds="http://schemas.openxmlformats.org/officeDocument/2006/customXml" ds:itemID="{8FB87CE3-B469-4182-AEDE-9227E391BD91}">
-  <ds:schemaRefs>
-    <ds:schemaRef ds:uri="http://schemas.microsoft.com/sharepoint/v3/contenttype/forms"/>
-  </ds:schemaRefs>
-</ds:datastoreItem>
+<file path=customXml/item4.xml><?xml version="1.0" encoding="utf-8"?>
+<b:Sources xmlns:b="http://schemas.openxmlformats.org/officeDocument/2006/bibliography" xmlns="http://schemas.openxmlformats.org/officeDocument/2006/bibliography" SelectedStyle="/APA.XSL" StyleName="APA"/>
 </file>
 
-<file path=customXml/itemProps2.xml><?xml version="1.0" encoding="utf-8"?>
+<file path=customXml/itemProps1.xml><?xml version="1.0" encoding="utf-8"?>
 <ds:datastoreItem xmlns:ds="http://schemas.openxmlformats.org/officeDocument/2006/customXml" ds:itemID="{E1A392CF-E3E2-49C9-9EED-3BECD1E5A0F6}">
   <ds:schemaRefs>
     <ds:schemaRef ds:uri="http://schemas.microsoft.com/office/2006/metadata/contentType"/>
@@ -15777,15 +15769,15 @@
 </ds:datastoreItem>
 </file>
 
-<file path=customXml/itemProps3.xml><?xml version="1.0" encoding="utf-8"?>
-<ds:datastoreItem xmlns:ds="http://schemas.openxmlformats.org/officeDocument/2006/customXml" ds:itemID="{EF278816-EC6F-A645-907D-7F25AECB1D4A}">
+<file path=customXml/itemProps2.xml><?xml version="1.0" encoding="utf-8"?>
+<ds:datastoreItem xmlns:ds="http://schemas.openxmlformats.org/officeDocument/2006/customXml" ds:itemID="{8FB87CE3-B469-4182-AEDE-9227E391BD91}">
   <ds:schemaRefs>
-    <ds:schemaRef ds:uri="http://schemas.openxmlformats.org/officeDocument/2006/bibliography"/>
+    <ds:schemaRef ds:uri="http://schemas.microsoft.com/sharepoint/v3/contenttype/forms"/>
   </ds:schemaRefs>
 </ds:datastoreItem>
 </file>
 
-<file path=customXml/itemProps4.xml><?xml version="1.0" encoding="utf-8"?>
+<file path=customXml/itemProps3.xml><?xml version="1.0" encoding="utf-8"?>
 <ds:datastoreItem xmlns:ds="http://schemas.openxmlformats.org/officeDocument/2006/customXml" ds:itemID="{7B319A58-F8E2-4C19-94CA-2C6944BB395B}">
   <ds:schemaRefs>
     <ds:schemaRef ds:uri="http://schemas.microsoft.com/office/2006/metadata/properties"/>
@@ -15794,4 +15786,12 @@
     <ds:schemaRef ds:uri="ab9fedca-001d-4cc9-b244-d9c3be5a27d3"/>
   </ds:schemaRefs>
 </ds:datastoreItem>
+</file>
+
+<file path=customXml/itemProps4.xml><?xml version="1.0" encoding="utf-8"?>
+<ds:datastoreItem xmlns:ds="http://schemas.openxmlformats.org/officeDocument/2006/customXml" ds:itemID="{EF278816-EC6F-A645-907D-7F25AECB1D4A}">
+  <ds:schemaRefs>
+    <ds:schemaRef ds:uri="http://schemas.openxmlformats.org/officeDocument/2006/bibliography"/>
+  </ds:schemaRefs>
+</ds:datastoreItem>
 </file>